--- a/data/outputs/v2/Chemistry/SS1.1_Introduction_to_Chemistry/Chemistry_Introduction_to_Chemistry_FinalExplanation_TeacherKey.docx
+++ b/data/outputs/v2/Chemistry/SS1.1_Introduction_to_Chemistry/Chemistry_Introduction_to_Chemistry_FinalExplanation_TeacherKey.docx
@@ -1826,7 +1826,7 @@
         </w:rPr>
         <w:t xml:space="preserve">© 2026 SeaVuria and ARES. This work is licensed under a </w:t>
       </w:r>
-      <w:hyperlink w:history="1" r:id="rId2kqnaw9cisgc5dtkjp6ij">
+      <w:hyperlink w:history="1" r:id="rIdrbu4bddpbkauqvukooxyo">
         <w:r>
           <w:rPr>
             <w:rFonts w:ascii="Arial" w:cs="Arial" w:eastAsia="Arial" w:hAnsi="Arial"/>
@@ -1846,7 +1846,7 @@
         </w:rPr>
         <w:t xml:space="preserve"> (</w:t>
       </w:r>
-      <w:hyperlink w:history="1" r:id="rIdtajbpdeis1estbrormtjm">
+      <w:hyperlink w:history="1" r:id="rIdbwunqqdiym_wdi-z_vuej">
         <w:r>
           <w:rPr>
             <w:rFonts w:ascii="Arial" w:cs="Arial" w:eastAsia="Arial" w:hAnsi="Arial"/>
@@ -1866,7 +1866,7 @@
         </w:rPr>
         <w:t xml:space="preserve">). To view a copy of this license, visit </w:t>
       </w:r>
-      <w:hyperlink w:history="1" r:id="rIdhcqdl9zltmstyjjzxv-i_">
+      <w:hyperlink w:history="1" r:id="rId7gs_vy5xhwl81wbcc9fxj">
         <w:r>
           <w:rPr>
             <w:rFonts w:ascii="Arial" w:cs="Arial" w:eastAsia="Arial" w:hAnsi="Arial"/>

--- a/data/outputs/v2/Chemistry/SS1.1_Introduction_to_Chemistry/Chemistry_Introduction_to_Chemistry_FinalExplanation_TeacherKey.docx
+++ b/data/outputs/v2/Chemistry/SS1.1_Introduction_to_Chemistry/Chemistry_Introduction_to_Chemistry_FinalExplanation_TeacherKey.docx
@@ -1826,7 +1826,7 @@
         </w:rPr>
         <w:t xml:space="preserve">© 2026 SeaVuria and ARES. This work is licensed under a </w:t>
       </w:r>
-      <w:hyperlink w:history="1" r:id="rIdrbu4bddpbkauqvukooxyo">
+      <w:hyperlink w:history="1" r:id="rIdlspmcfkeggwddfwg55i6d">
         <w:r>
           <w:rPr>
             <w:rFonts w:ascii="Arial" w:cs="Arial" w:eastAsia="Arial" w:hAnsi="Arial"/>
@@ -1846,7 +1846,7 @@
         </w:rPr>
         <w:t xml:space="preserve"> (</w:t>
       </w:r>
-      <w:hyperlink w:history="1" r:id="rIdbwunqqdiym_wdi-z_vuej">
+      <w:hyperlink w:history="1" r:id="rIdnasm7zokh9q2wt916iq1n">
         <w:r>
           <w:rPr>
             <w:rFonts w:ascii="Arial" w:cs="Arial" w:eastAsia="Arial" w:hAnsi="Arial"/>
@@ -1866,7 +1866,7 @@
         </w:rPr>
         <w:t xml:space="preserve">). To view a copy of this license, visit </w:t>
       </w:r>
-      <w:hyperlink w:history="1" r:id="rId7gs_vy5xhwl81wbcc9fxj">
+      <w:hyperlink w:history="1" r:id="rIdnh0l9atk4cdlse3iktu8a">
         <w:r>
           <w:rPr>
             <w:rFonts w:ascii="Arial" w:cs="Arial" w:eastAsia="Arial" w:hAnsi="Arial"/>

--- a/data/outputs/v2/Chemistry/SS1.1_Introduction_to_Chemistry/Chemistry_Introduction_to_Chemistry_FinalExplanation_TeacherKey.docx
+++ b/data/outputs/v2/Chemistry/SS1.1_Introduction_to_Chemistry/Chemistry_Introduction_to_Chemistry_FinalExplanation_TeacherKey.docx
@@ -1826,7 +1826,7 @@
         </w:rPr>
         <w:t xml:space="preserve">© 2026 SeaVuria and ARES. This work is licensed under a </w:t>
       </w:r>
-      <w:hyperlink w:history="1" r:id="rIdlspmcfkeggwddfwg55i6d">
+      <w:hyperlink w:history="1" r:id="rIdujyiu4jikvzlr_bch3pcm">
         <w:r>
           <w:rPr>
             <w:rFonts w:ascii="Arial" w:cs="Arial" w:eastAsia="Arial" w:hAnsi="Arial"/>
@@ -1846,7 +1846,7 @@
         </w:rPr>
         <w:t xml:space="preserve"> (</w:t>
       </w:r>
-      <w:hyperlink w:history="1" r:id="rIdnasm7zokh9q2wt916iq1n">
+      <w:hyperlink w:history="1" r:id="rId4rr-10jfc3_p2r7w1v1ss">
         <w:r>
           <w:rPr>
             <w:rFonts w:ascii="Arial" w:cs="Arial" w:eastAsia="Arial" w:hAnsi="Arial"/>
@@ -1866,7 +1866,7 @@
         </w:rPr>
         <w:t xml:space="preserve">). To view a copy of this license, visit </w:t>
       </w:r>
-      <w:hyperlink w:history="1" r:id="rIdnh0l9atk4cdlse3iktu8a">
+      <w:hyperlink w:history="1" r:id="rIdiye8hxbflq4f2jtsbb53o">
         <w:r>
           <w:rPr>
             <w:rFonts w:ascii="Arial" w:cs="Arial" w:eastAsia="Arial" w:hAnsi="Arial"/>

--- a/data/outputs/v2/Chemistry/SS1.1_Introduction_to_Chemistry/Chemistry_Introduction_to_Chemistry_FinalExplanation_TeacherKey.docx
+++ b/data/outputs/v2/Chemistry/SS1.1_Introduction_to_Chemistry/Chemistry_Introduction_to_Chemistry_FinalExplanation_TeacherKey.docx
@@ -95,7 +95,7 @@
                 <w:sz w:val="22"/>
                 <w:szCs w:val="22"/>
               </w:rPr>
-              <w:t xml:space="preserve">FINAL EXPLANATION: CHEMISTRY GRADE 10 – SUB-STRAND 1.1 INTRODUCTION TO CHEMISTRY: FINAL EXPLANATION</w:t>
+              <w:t xml:space="preserve">FINAL EXPLANATION: CHEMISTRY GRADE 10: FINAL EXPLANATION</w:t>
             </w:r>
           </w:p>
         </w:tc>
@@ -224,7 +224,7 @@
                 <w:sz w:val="18"/>
                 <w:szCs w:val="18"/>
               </w:rPr>
-              <w:t xml:space="preserve">Think back to the chapati dough on the hot jiko in Lesson 1. In this Final Explanation you will use evidence from all ten lessons to answer our Driving Question: "How does Chemistry explain what happens to the matter around us every day — and why does understanding Chemistry help us make safer, smarter choices in our lives?" Write your answers in the space under each prompt. Use full sentences, name specific Kenyan examples from our lessons, and give reasons for your ideas. Where a prompt asks for a claim, evidence and reasoning, make sure you include all three parts. Take your time: there is no single word answer, we are marking how well you explain.</w:t>
+              <w:t xml:space="preserve">You have worked with the Kisumu tray of eight substances (A table salt, B water, C sand, D sulphur, E iron filings, F antacid tablet, G paracetamol tablet, H sugar) over ten lessons. Use your own tray evidence and your learning from the lessons to answer the Driving Question: How do the different properties of substances around us help chemists make medicines, foods and other products, and how do we use them safely? Answer each section in the space under its prompt. Use the letters A-H and the exact names of the substances. Use numbers and units (g, mL, C, mg) from your own results where you can. Write in full sentences and show your working for any calculation. Remember our class value of respect: write in your own words and be ready to listen to other groups' ideas.</w:t>
             </w:r>
           </w:p>
         </w:tc>
@@ -285,7 +285,7 @@
                 <w:sz w:val="22"/>
                 <w:szCs w:val="22"/>
               </w:rPr>
-              <w:t xml:space="preserve">Part 1: What happened to the chapati dough?</w:t>
+              <w:t xml:space="preserve">Section 1: Same look, different behaviour</w:t>
             </w:r>
           </w:p>
         </w:tc>
@@ -319,7 +319,709 @@
                 <w:sz w:val="18"/>
                 <w:szCs w:val="18"/>
               </w:rPr>
-              <w:t xml:space="preserve">In Lesson 1 you watched raw chapati dough change on a hot jiko into a firm, golden, aromatic chapati, and you could not turn it back into dough. (a) Define Chemistry and matter in your own words. (b) Explain why we say the change to the chapati is irreversible, and why Chemistry is a better science than a simple physical change idea for explaining it. (c) Compare it with the water particle changes you saw in the PhET States of Matter simulation. How is that change different?</w:t>
+              <w:t xml:space="preserve">Look at the data table from the Kisumu tray tests (1 level spatula, about 2 g, of each solid in 50 mL of water at about 25 C; heat test done by the teacher).</w:t>
+            </w:r>
+          </w:p>
+          <w:p>
+            <w:pPr>
+              <w:spacing w:after="40" w:before="0"/>
+              <w:jc w:val="left"/>
+            </w:pPr>
+            <w:r>
+              <w:rPr>
+                <w:rFonts w:ascii="Arial" w:cs="Arial" w:eastAsia="Arial" w:hAnsi="Arial"/>
+                <w:b/>
+                <w:bCs/>
+                <w:i w:val="false"/>
+                <w:iCs w:val="false"/>
+                <w:color w:val="000000"/>
+                <w:sz w:val="18"/>
+                <w:szCs w:val="18"/>
+              </w:rPr>
+              <w:t xml:space="preserve"/>
+            </w:r>
+          </w:p>
+          <w:tbl>
+            <w:tblPr>
+              <w:tblW w:type="dxa" w:w="2640"/>
+              <w:tblBorders>
+                <w:top w:val="single" w:color="AAAAAA" w:sz="4"/>
+                <w:left w:val="single" w:color="AAAAAA" w:sz="4"/>
+                <w:bottom w:val="single" w:color="AAAAAA" w:sz="4"/>
+                <w:right w:val="single" w:color="AAAAAA" w:sz="4"/>
+                <w:insideH w:val="single" w:color="auto" w:sz="4"/>
+                <w:insideV w:val="single" w:color="auto" w:sz="4"/>
+              </w:tblBorders>
+              <w:tblLayout w:type="fixed"/>
+            </w:tblPr>
+            <w:tblGrid>
+              <w:gridCol w:w="880"/>
+              <w:gridCol w:w="880"/>
+              <w:gridCol w:w="880"/>
+            </w:tblGrid>
+            <w:tr>
+              <w:tc>
+                <w:tcPr>
+                  <w:tcW w:type="dxa" w:w="880"/>
+                  <w:shd w:fill="D5E8F0" w:color="auto" w:val="clear"/>
+                  <w:tcMar>
+                    <w:top w:type="dxa" w:w="60"/>
+                    <w:left w:type="dxa" w:w="120"/>
+                    <w:bottom w:type="dxa" w:w="60"/>
+                    <w:right w:type="dxa" w:w="120"/>
+                  </w:tcMar>
+                  <w:vAlign w:val="top"/>
+                </w:tcPr>
+                <w:p>
+                  <w:pPr>
+                    <w:spacing w:after="40" w:before="0"/>
+                    <w:jc w:val="left"/>
+                  </w:pPr>
+                  <w:r>
+                    <w:rPr>
+                      <w:rFonts w:ascii="Arial" w:cs="Arial" w:eastAsia="Arial" w:hAnsi="Arial"/>
+                      <w:b/>
+                      <w:bCs/>
+                      <w:i w:val="false"/>
+                      <w:iCs w:val="false"/>
+                      <w:color w:val="000000"/>
+                      <w:sz w:val="18"/>
+                      <w:szCs w:val="18"/>
+                    </w:rPr>
+                    <w:t xml:space="preserve">Substance</w:t>
+                  </w:r>
+                </w:p>
+              </w:tc>
+              <w:tc>
+                <w:tcPr>
+                  <w:tcW w:type="dxa" w:w="880"/>
+                  <w:shd w:fill="D5E8F0" w:color="auto" w:val="clear"/>
+                  <w:tcMar>
+                    <w:top w:type="dxa" w:w="60"/>
+                    <w:left w:type="dxa" w:w="120"/>
+                    <w:bottom w:type="dxa" w:w="60"/>
+                    <w:right w:type="dxa" w:w="120"/>
+                  </w:tcMar>
+                  <w:vAlign w:val="top"/>
+                </w:tcPr>
+                <w:p>
+                  <w:pPr>
+                    <w:spacing w:after="40" w:before="0"/>
+                    <w:jc w:val="left"/>
+                  </w:pPr>
+                  <w:r>
+                    <w:rPr>
+                      <w:rFonts w:ascii="Arial" w:cs="Arial" w:eastAsia="Arial" w:hAnsi="Arial"/>
+                      <w:b/>
+                      <w:bCs/>
+                      <w:i w:val="false"/>
+                      <w:iCs w:val="false"/>
+                      <w:color w:val="000000"/>
+                      <w:sz w:val="18"/>
+                      <w:szCs w:val="18"/>
+                    </w:rPr>
+                    <w:t xml:space="preserve">In water</w:t>
+                  </w:r>
+                </w:p>
+              </w:tc>
+              <w:tc>
+                <w:tcPr>
+                  <w:tcW w:type="dxa" w:w="880"/>
+                  <w:shd w:fill="D5E8F0" w:color="auto" w:val="clear"/>
+                  <w:tcMar>
+                    <w:top w:type="dxa" w:w="60"/>
+                    <w:left w:type="dxa" w:w="120"/>
+                    <w:bottom w:type="dxa" w:w="60"/>
+                    <w:right w:type="dxa" w:w="120"/>
+                  </w:tcMar>
+                  <w:vAlign w:val="top"/>
+                </w:tcPr>
+                <w:p>
+                  <w:pPr>
+                    <w:spacing w:after="40" w:before="0"/>
+                    <w:jc w:val="left"/>
+                  </w:pPr>
+                  <w:r>
+                    <w:rPr>
+                      <w:rFonts w:ascii="Arial" w:cs="Arial" w:eastAsia="Arial" w:hAnsi="Arial"/>
+                      <w:b/>
+                      <w:bCs/>
+                      <w:i w:val="false"/>
+                      <w:iCs w:val="false"/>
+                      <w:color w:val="000000"/>
+                      <w:sz w:val="18"/>
+                      <w:szCs w:val="18"/>
+                    </w:rPr>
+                    <w:t xml:space="preserve">Heat test</w:t>
+                  </w:r>
+                </w:p>
+              </w:tc>
+            </w:tr>
+            <w:tr>
+              <w:tc>
+                <w:tcPr>
+                  <w:tcW w:type="dxa" w:w="880"/>
+                  <w:shd w:fill="FFFFFF" w:color="auto" w:val="clear"/>
+                  <w:tcMar>
+                    <w:top w:type="dxa" w:w="60"/>
+                    <w:left w:type="dxa" w:w="120"/>
+                    <w:bottom w:type="dxa" w:w="60"/>
+                    <w:right w:type="dxa" w:w="120"/>
+                  </w:tcMar>
+                  <w:vAlign w:val="top"/>
+                </w:tcPr>
+                <w:p>
+                  <w:pPr>
+                    <w:spacing w:after="40" w:before="0"/>
+                    <w:jc w:val="left"/>
+                  </w:pPr>
+                  <w:r>
+                    <w:rPr>
+                      <w:rFonts w:ascii="Arial" w:cs="Arial" w:eastAsia="Arial" w:hAnsi="Arial"/>
+                      <w:b w:val="false"/>
+                      <w:bCs w:val="false"/>
+                      <w:i w:val="false"/>
+                      <w:iCs w:val="false"/>
+                      <w:color w:val="000000"/>
+                      <w:sz w:val="18"/>
+                      <w:szCs w:val="18"/>
+                    </w:rPr>
+                    <w:t xml:space="preserve">A table salt</w:t>
+                  </w:r>
+                </w:p>
+              </w:tc>
+              <w:tc>
+                <w:tcPr>
+                  <w:tcW w:type="dxa" w:w="880"/>
+                  <w:shd w:fill="FFFFFF" w:color="auto" w:val="clear"/>
+                  <w:tcMar>
+                    <w:top w:type="dxa" w:w="60"/>
+                    <w:left w:type="dxa" w:w="120"/>
+                    <w:bottom w:type="dxa" w:w="60"/>
+                    <w:right w:type="dxa" w:w="120"/>
+                  </w:tcMar>
+                  <w:vAlign w:val="top"/>
+                </w:tcPr>
+                <w:p>
+                  <w:pPr>
+                    <w:spacing w:after="40" w:before="0"/>
+                    <w:jc w:val="left"/>
+                  </w:pPr>
+                  <w:r>
+                    <w:rPr>
+                      <w:rFonts w:ascii="Arial" w:cs="Arial" w:eastAsia="Arial" w:hAnsi="Arial"/>
+                      <w:b w:val="false"/>
+                      <w:bCs w:val="false"/>
+                      <w:i w:val="false"/>
+                      <w:iCs w:val="false"/>
+                      <w:color w:val="000000"/>
+                      <w:sz w:val="18"/>
+                      <w:szCs w:val="18"/>
+                    </w:rPr>
+                    <w:t xml:space="preserve">dissolves, clear solution</w:t>
+                  </w:r>
+                </w:p>
+              </w:tc>
+              <w:tc>
+                <w:tcPr>
+                  <w:tcW w:type="dxa" w:w="880"/>
+                  <w:shd w:fill="FFFFFF" w:color="auto" w:val="clear"/>
+                  <w:tcMar>
+                    <w:top w:type="dxa" w:w="60"/>
+                    <w:left w:type="dxa" w:w="120"/>
+                    <w:bottom w:type="dxa" w:w="60"/>
+                    <w:right w:type="dxa" w:w="120"/>
+                  </w:tcMar>
+                  <w:vAlign w:val="top"/>
+                </w:tcPr>
+                <w:p>
+                  <w:pPr>
+                    <w:spacing w:after="40" w:before="0"/>
+                    <w:jc w:val="left"/>
+                  </w:pPr>
+                  <w:r>
+                    <w:rPr>
+                      <w:rFonts w:ascii="Arial" w:cs="Arial" w:eastAsia="Arial" w:hAnsi="Arial"/>
+                      <w:b w:val="false"/>
+                      <w:bCs w:val="false"/>
+                      <w:i w:val="false"/>
+                      <w:iCs w:val="false"/>
+                      <w:color w:val="000000"/>
+                      <w:sz w:val="18"/>
+                      <w:szCs w:val="18"/>
+                    </w:rPr>
+                    <w:t xml:space="preserve">crackles, no melting</w:t>
+                  </w:r>
+                </w:p>
+              </w:tc>
+            </w:tr>
+            <w:tr>
+              <w:tc>
+                <w:tcPr>
+                  <w:tcW w:type="dxa" w:w="880"/>
+                  <w:shd w:fill="FFFFFF" w:color="auto" w:val="clear"/>
+                  <w:tcMar>
+                    <w:top w:type="dxa" w:w="60"/>
+                    <w:left w:type="dxa" w:w="120"/>
+                    <w:bottom w:type="dxa" w:w="60"/>
+                    <w:right w:type="dxa" w:w="120"/>
+                  </w:tcMar>
+                  <w:vAlign w:val="top"/>
+                </w:tcPr>
+                <w:p>
+                  <w:pPr>
+                    <w:spacing w:after="40" w:before="0"/>
+                    <w:jc w:val="left"/>
+                  </w:pPr>
+                  <w:r>
+                    <w:rPr>
+                      <w:rFonts w:ascii="Arial" w:cs="Arial" w:eastAsia="Arial" w:hAnsi="Arial"/>
+                      <w:b w:val="false"/>
+                      <w:bCs w:val="false"/>
+                      <w:i w:val="false"/>
+                      <w:iCs w:val="false"/>
+                      <w:color w:val="000000"/>
+                      <w:sz w:val="18"/>
+                      <w:szCs w:val="18"/>
+                    </w:rPr>
+                    <w:t xml:space="preserve">C sand</w:t>
+                  </w:r>
+                </w:p>
+              </w:tc>
+              <w:tc>
+                <w:tcPr>
+                  <w:tcW w:type="dxa" w:w="880"/>
+                  <w:shd w:fill="FFFFFF" w:color="auto" w:val="clear"/>
+                  <w:tcMar>
+                    <w:top w:type="dxa" w:w="60"/>
+                    <w:left w:type="dxa" w:w="120"/>
+                    <w:bottom w:type="dxa" w:w="60"/>
+                    <w:right w:type="dxa" w:w="120"/>
+                  </w:tcMar>
+                  <w:vAlign w:val="top"/>
+                </w:tcPr>
+                <w:p>
+                  <w:pPr>
+                    <w:spacing w:after="40" w:before="0"/>
+                    <w:jc w:val="left"/>
+                  </w:pPr>
+                  <w:r>
+                    <w:rPr>
+                      <w:rFonts w:ascii="Arial" w:cs="Arial" w:eastAsia="Arial" w:hAnsi="Arial"/>
+                      <w:b w:val="false"/>
+                      <w:bCs w:val="false"/>
+                      <w:i w:val="false"/>
+                      <w:iCs w:val="false"/>
+                      <w:color w:val="000000"/>
+                      <w:sz w:val="18"/>
+                      <w:szCs w:val="18"/>
+                    </w:rPr>
+                    <w:t xml:space="preserve">sinks, stays visible</w:t>
+                  </w:r>
+                </w:p>
+              </w:tc>
+              <w:tc>
+                <w:tcPr>
+                  <w:tcW w:type="dxa" w:w="880"/>
+                  <w:shd w:fill="FFFFFF" w:color="auto" w:val="clear"/>
+                  <w:tcMar>
+                    <w:top w:type="dxa" w:w="60"/>
+                    <w:left w:type="dxa" w:w="120"/>
+                    <w:bottom w:type="dxa" w:w="60"/>
+                    <w:right w:type="dxa" w:w="120"/>
+                  </w:tcMar>
+                  <w:vAlign w:val="top"/>
+                </w:tcPr>
+                <w:p>
+                  <w:pPr>
+                    <w:spacing w:after="40" w:before="0"/>
+                    <w:jc w:val="left"/>
+                  </w:pPr>
+                  <w:r>
+                    <w:rPr>
+                      <w:rFonts w:ascii="Arial" w:cs="Arial" w:eastAsia="Arial" w:hAnsi="Arial"/>
+                      <w:b w:val="false"/>
+                      <w:bCs w:val="false"/>
+                      <w:i w:val="false"/>
+                      <w:iCs w:val="false"/>
+                      <w:color w:val="000000"/>
+                      <w:sz w:val="18"/>
+                      <w:szCs w:val="18"/>
+                    </w:rPr>
+                    <w:t xml:space="preserve">no change</w:t>
+                  </w:r>
+                </w:p>
+              </w:tc>
+            </w:tr>
+            <w:tr>
+              <w:tc>
+                <w:tcPr>
+                  <w:tcW w:type="dxa" w:w="880"/>
+                  <w:shd w:fill="FFFFFF" w:color="auto" w:val="clear"/>
+                  <w:tcMar>
+                    <w:top w:type="dxa" w:w="60"/>
+                    <w:left w:type="dxa" w:w="120"/>
+                    <w:bottom w:type="dxa" w:w="60"/>
+                    <w:right w:type="dxa" w:w="120"/>
+                  </w:tcMar>
+                  <w:vAlign w:val="top"/>
+                </w:tcPr>
+                <w:p>
+                  <w:pPr>
+                    <w:spacing w:after="40" w:before="0"/>
+                    <w:jc w:val="left"/>
+                  </w:pPr>
+                  <w:r>
+                    <w:rPr>
+                      <w:rFonts w:ascii="Arial" w:cs="Arial" w:eastAsia="Arial" w:hAnsi="Arial"/>
+                      <w:b w:val="false"/>
+                      <w:bCs w:val="false"/>
+                      <w:i w:val="false"/>
+                      <w:iCs w:val="false"/>
+                      <w:color w:val="000000"/>
+                      <w:sz w:val="18"/>
+                      <w:szCs w:val="18"/>
+                    </w:rPr>
+                    <w:t xml:space="preserve">D sulphur</w:t>
+                  </w:r>
+                </w:p>
+              </w:tc>
+              <w:tc>
+                <w:tcPr>
+                  <w:tcW w:type="dxa" w:w="880"/>
+                  <w:shd w:fill="FFFFFF" w:color="auto" w:val="clear"/>
+                  <w:tcMar>
+                    <w:top w:type="dxa" w:w="60"/>
+                    <w:left w:type="dxa" w:w="120"/>
+                    <w:bottom w:type="dxa" w:w="60"/>
+                    <w:right w:type="dxa" w:w="120"/>
+                  </w:tcMar>
+                  <w:vAlign w:val="top"/>
+                </w:tcPr>
+                <w:p>
+                  <w:pPr>
+                    <w:spacing w:after="40" w:before="0"/>
+                    <w:jc w:val="left"/>
+                  </w:pPr>
+                  <w:r>
+                    <w:rPr>
+                      <w:rFonts w:ascii="Arial" w:cs="Arial" w:eastAsia="Arial" w:hAnsi="Arial"/>
+                      <w:b w:val="false"/>
+                      <w:bCs w:val="false"/>
+                      <w:i w:val="false"/>
+                      <w:iCs w:val="false"/>
+                      <w:color w:val="000000"/>
+                      <w:sz w:val="18"/>
+                      <w:szCs w:val="18"/>
+                    </w:rPr>
+                    <w:t xml:space="preserve">floats, not wetted</w:t>
+                  </w:r>
+                </w:p>
+              </w:tc>
+              <w:tc>
+                <w:tcPr>
+                  <w:tcW w:type="dxa" w:w="880"/>
+                  <w:shd w:fill="FFFFFF" w:color="auto" w:val="clear"/>
+                  <w:tcMar>
+                    <w:top w:type="dxa" w:w="60"/>
+                    <w:left w:type="dxa" w:w="120"/>
+                    <w:bottom w:type="dxa" w:w="60"/>
+                    <w:right w:type="dxa" w:w="120"/>
+                  </w:tcMar>
+                  <w:vAlign w:val="top"/>
+                </w:tcPr>
+                <w:p>
+                  <w:pPr>
+                    <w:spacing w:after="40" w:before="0"/>
+                    <w:jc w:val="left"/>
+                  </w:pPr>
+                  <w:r>
+                    <w:rPr>
+                      <w:rFonts w:ascii="Arial" w:cs="Arial" w:eastAsia="Arial" w:hAnsi="Arial"/>
+                      <w:b w:val="false"/>
+                      <w:bCs w:val="false"/>
+                      <w:i w:val="false"/>
+                      <w:iCs w:val="false"/>
+                      <w:color w:val="000000"/>
+                      <w:sz w:val="18"/>
+                      <w:szCs w:val="18"/>
+                    </w:rPr>
+                    <w:t xml:space="preserve">melts at about 115 C, then burns with blue flame</w:t>
+                  </w:r>
+                </w:p>
+              </w:tc>
+            </w:tr>
+            <w:tr>
+              <w:tc>
+                <w:tcPr>
+                  <w:tcW w:type="dxa" w:w="880"/>
+                  <w:shd w:fill="FFFFFF" w:color="auto" w:val="clear"/>
+                  <w:tcMar>
+                    <w:top w:type="dxa" w:w="60"/>
+                    <w:left w:type="dxa" w:w="120"/>
+                    <w:bottom w:type="dxa" w:w="60"/>
+                    <w:right w:type="dxa" w:w="120"/>
+                  </w:tcMar>
+                  <w:vAlign w:val="top"/>
+                </w:tcPr>
+                <w:p>
+                  <w:pPr>
+                    <w:spacing w:after="40" w:before="0"/>
+                    <w:jc w:val="left"/>
+                  </w:pPr>
+                  <w:r>
+                    <w:rPr>
+                      <w:rFonts w:ascii="Arial" w:cs="Arial" w:eastAsia="Arial" w:hAnsi="Arial"/>
+                      <w:b w:val="false"/>
+                      <w:bCs w:val="false"/>
+                      <w:i w:val="false"/>
+                      <w:iCs w:val="false"/>
+                      <w:color w:val="000000"/>
+                      <w:sz w:val="18"/>
+                      <w:szCs w:val="18"/>
+                    </w:rPr>
+                    <w:t xml:space="preserve">E iron filings</w:t>
+                  </w:r>
+                </w:p>
+              </w:tc>
+              <w:tc>
+                <w:tcPr>
+                  <w:tcW w:type="dxa" w:w="880"/>
+                  <w:shd w:fill="FFFFFF" w:color="auto" w:val="clear"/>
+                  <w:tcMar>
+                    <w:top w:type="dxa" w:w="60"/>
+                    <w:left w:type="dxa" w:w="120"/>
+                    <w:bottom w:type="dxa" w:w="60"/>
+                    <w:right w:type="dxa" w:w="120"/>
+                  </w:tcMar>
+                  <w:vAlign w:val="top"/>
+                </w:tcPr>
+                <w:p>
+                  <w:pPr>
+                    <w:spacing w:after="40" w:before="0"/>
+                    <w:jc w:val="left"/>
+                  </w:pPr>
+                  <w:r>
+                    <w:rPr>
+                      <w:rFonts w:ascii="Arial" w:cs="Arial" w:eastAsia="Arial" w:hAnsi="Arial"/>
+                      <w:b w:val="false"/>
+                      <w:bCs w:val="false"/>
+                      <w:i w:val="false"/>
+                      <w:iCs w:val="false"/>
+                      <w:color w:val="000000"/>
+                      <w:sz w:val="18"/>
+                      <w:szCs w:val="18"/>
+                    </w:rPr>
+                    <w:t xml:space="preserve">sink, pulled out by a magnet</w:t>
+                  </w:r>
+                </w:p>
+              </w:tc>
+              <w:tc>
+                <w:tcPr>
+                  <w:tcW w:type="dxa" w:w="880"/>
+                  <w:shd w:fill="FFFFFF" w:color="auto" w:val="clear"/>
+                  <w:tcMar>
+                    <w:top w:type="dxa" w:w="60"/>
+                    <w:left w:type="dxa" w:w="120"/>
+                    <w:bottom w:type="dxa" w:w="60"/>
+                    <w:right w:type="dxa" w:w="120"/>
+                  </w:tcMar>
+                  <w:vAlign w:val="top"/>
+                </w:tcPr>
+                <w:p>
+                  <w:pPr>
+                    <w:spacing w:after="40" w:before="0"/>
+                    <w:jc w:val="left"/>
+                  </w:pPr>
+                  <w:r>
+                    <w:rPr>
+                      <w:rFonts w:ascii="Arial" w:cs="Arial" w:eastAsia="Arial" w:hAnsi="Arial"/>
+                      <w:b w:val="false"/>
+                      <w:bCs w:val="false"/>
+                      <w:i w:val="false"/>
+                      <w:iCs w:val="false"/>
+                      <w:color w:val="000000"/>
+                      <w:sz w:val="18"/>
+                      <w:szCs w:val="18"/>
+                    </w:rPr>
+                    <w:t xml:space="preserve">glow orange-red, turn dull blackish</w:t>
+                  </w:r>
+                </w:p>
+              </w:tc>
+            </w:tr>
+            <w:tr>
+              <w:tc>
+                <w:tcPr>
+                  <w:tcW w:type="dxa" w:w="880"/>
+                  <w:shd w:fill="FFFFFF" w:color="auto" w:val="clear"/>
+                  <w:tcMar>
+                    <w:top w:type="dxa" w:w="60"/>
+                    <w:left w:type="dxa" w:w="120"/>
+                    <w:bottom w:type="dxa" w:w="60"/>
+                    <w:right w:type="dxa" w:w="120"/>
+                  </w:tcMar>
+                  <w:vAlign w:val="top"/>
+                </w:tcPr>
+                <w:p>
+                  <w:pPr>
+                    <w:spacing w:after="40" w:before="0"/>
+                    <w:jc w:val="left"/>
+                  </w:pPr>
+                  <w:r>
+                    <w:rPr>
+                      <w:rFonts w:ascii="Arial" w:cs="Arial" w:eastAsia="Arial" w:hAnsi="Arial"/>
+                      <w:b w:val="false"/>
+                      <w:bCs w:val="false"/>
+                      <w:i w:val="false"/>
+                      <w:iCs w:val="false"/>
+                      <w:color w:val="000000"/>
+                      <w:sz w:val="18"/>
+                      <w:szCs w:val="18"/>
+                    </w:rPr>
+                    <w:t xml:space="preserve">H sugar</w:t>
+                  </w:r>
+                </w:p>
+              </w:tc>
+              <w:tc>
+                <w:tcPr>
+                  <w:tcW w:type="dxa" w:w="880"/>
+                  <w:shd w:fill="FFFFFF" w:color="auto" w:val="clear"/>
+                  <w:tcMar>
+                    <w:top w:type="dxa" w:w="60"/>
+                    <w:left w:type="dxa" w:w="120"/>
+                    <w:bottom w:type="dxa" w:w="60"/>
+                    <w:right w:type="dxa" w:w="120"/>
+                  </w:tcMar>
+                  <w:vAlign w:val="top"/>
+                </w:tcPr>
+                <w:p>
+                  <w:pPr>
+                    <w:spacing w:after="40" w:before="0"/>
+                    <w:jc w:val="left"/>
+                  </w:pPr>
+                  <w:r>
+                    <w:rPr>
+                      <w:rFonts w:ascii="Arial" w:cs="Arial" w:eastAsia="Arial" w:hAnsi="Arial"/>
+                      <w:b w:val="false"/>
+                      <w:bCs w:val="false"/>
+                      <w:i w:val="false"/>
+                      <w:iCs w:val="false"/>
+                      <w:color w:val="000000"/>
+                      <w:sz w:val="18"/>
+                      <w:szCs w:val="18"/>
+                    </w:rPr>
+                    <w:t xml:space="preserve">dissolves, clear solution</w:t>
+                  </w:r>
+                </w:p>
+              </w:tc>
+              <w:tc>
+                <w:tcPr>
+                  <w:tcW w:type="dxa" w:w="880"/>
+                  <w:shd w:fill="FFFFFF" w:color="auto" w:val="clear"/>
+                  <w:tcMar>
+                    <w:top w:type="dxa" w:w="60"/>
+                    <w:left w:type="dxa" w:w="120"/>
+                    <w:bottom w:type="dxa" w:w="60"/>
+                    <w:right w:type="dxa" w:w="120"/>
+                  </w:tcMar>
+                  <w:vAlign w:val="top"/>
+                </w:tcPr>
+                <w:p>
+                  <w:pPr>
+                    <w:spacing w:after="40" w:before="0"/>
+                    <w:jc w:val="left"/>
+                  </w:pPr>
+                  <w:r>
+                    <w:rPr>
+                      <w:rFonts w:ascii="Arial" w:cs="Arial" w:eastAsia="Arial" w:hAnsi="Arial"/>
+                      <w:b w:val="false"/>
+                      <w:bCs w:val="false"/>
+                      <w:i w:val="false"/>
+                      <w:iCs w:val="false"/>
+                      <w:color w:val="000000"/>
+                      <w:sz w:val="18"/>
+                      <w:szCs w:val="18"/>
+                    </w:rPr>
+                    <w:t xml:space="preserve">melts at about 186 C, browns, then chars</w:t>
+                  </w:r>
+                </w:p>
+              </w:tc>
+            </w:tr>
+          </w:tbl>
+          <w:p>
+            <w:pPr>
+              <w:spacing w:after="60" w:before="0"/>
+              <w:jc w:val="left"/>
+            </w:pPr>
+            <w:r>
+              <w:rPr>
+                <w:rFonts w:ascii="Arial" w:cs="Arial" w:eastAsia="Arial" w:hAnsi="Arial"/>
+                <w:b w:val="false"/>
+                <w:bCs w:val="false"/>
+                <w:i w:val="false"/>
+                <w:iCs w:val="false"/>
+                <w:color w:val="000000"/>
+                <w:sz w:val="18"/>
+                <w:szCs w:val="18"/>
+              </w:rPr>
+              <w:t xml:space="preserve"/>
+            </w:r>
+          </w:p>
+          <w:p>
+            <w:pPr>
+              <w:spacing w:after="40" w:before="0"/>
+              <w:jc w:val="left"/>
+            </w:pPr>
+            <w:r>
+              <w:rPr>
+                <w:rFonts w:ascii="Arial" w:cs="Arial" w:eastAsia="Arial" w:hAnsi="Arial"/>
+                <w:b/>
+                <w:bCs/>
+                <w:i w:val="false"/>
+                <w:iCs w:val="false"/>
+                <w:color w:val="000000"/>
+                <w:sz w:val="18"/>
+                <w:szCs w:val="18"/>
+              </w:rPr>
+              <w:t xml:space="preserve"/>
+            </w:r>
+          </w:p>
+          <w:p>
+            <w:pPr>
+              <w:spacing w:after="40" w:before="0"/>
+              <w:jc w:val="left"/>
+            </w:pPr>
+            <w:r>
+              <w:rPr>
+                <w:rFonts w:ascii="Arial" w:cs="Arial" w:eastAsia="Arial" w:hAnsi="Arial"/>
+                <w:b/>
+                <w:bCs/>
+                <w:i w:val="false"/>
+                <w:iCs w:val="false"/>
+                <w:color w:val="000000"/>
+                <w:sz w:val="18"/>
+                <w:szCs w:val="18"/>
+              </w:rPr>
+              <w:t xml:space="preserve">(a) Wanjiru noticed that several of these substances look like powders. Why do substances that look alike behave so differently? Use evidence from at least three substances in the table. (b) Name two physical properties and one chemical property that you used to tell the substances apart.</w:t>
+            </w:r>
+          </w:p>
+          <w:p>
+            <w:pPr>
+              <w:spacing w:after="60" w:before="0"/>
+              <w:jc w:val="left"/>
+            </w:pPr>
+            <w:r>
+              <w:rPr>
+                <w:rFonts w:ascii="Arial" w:cs="Arial" w:eastAsia="Arial" w:hAnsi="Arial"/>
+                <w:b w:val="false"/>
+                <w:bCs w:val="false"/>
+                <w:i w:val="false"/>
+                <w:iCs w:val="false"/>
+                <w:color w:val="000000"/>
+                <w:sz w:val="18"/>
+                <w:szCs w:val="18"/>
+              </w:rPr>
+              <w:t xml:space="preserve"/>
             </w:r>
           </w:p>
         </w:tc>
@@ -351,7 +1053,7 @@
                 <w:sz w:val="18"/>
                 <w:szCs w:val="18"/>
               </w:rPr>
-              <w:t xml:space="preserve">(a) Chemistry is the study of matter, its properties, its composition and the changes it undergoes. Matter is anything that has mass and takes up space; the chapati dough, the flour, water, oil and salt in it, and the jiko's heat-affected air are all examples of matter or involve matter. (b) The change is irreversible because heat caused a chemical change: new substances formed, and bonds in the original matter broke and new ones formed. This is why the chapati has a different colour, aroma and firm texture, and why we can never get the soft dough back even though the ingredients were once all there. Chemistry is the science that studies the composition and changes of matter itself, so it explains this change. (c) In the PhET simulation, water particles moved from tightly packed (solid) to loosely spaced (gas) and back again. The particles stayed water, so the change was reversible at the particle level. In the chapati, new chemically different substances were made, so it cannot be reversed.</w:t>
+              <w:t xml:space="preserve">(a) Looking at a substance does not tell us how it will behave. Each substance has its own set of properties, and these come from what it is made of. A salt and H sugar both dissolve in water and give clear solutions, but C sand does not dissolve and sinks, and D sulphur floats and is not wetted. E iron filings also do not dissolve, but a magnet pulls them out. In the heat test, H sugar melts at about 186 C and chars, D sulphur melts at about 115 C and burns, but C sand does not change. So powders that look alike have different properties. (b) Physical properties: solubility (salt and sugar dissolve, sand does not) and magnetism (iron is pulled by a magnet); melting point is also acceptable. Chemical property: burning (sulphur burns with a blue flame and a sharp choking smell, but sand does not burn); reacting with acid is also acceptable.</w:t>
             </w:r>
           </w:p>
         </w:tc>
@@ -412,7 +1114,7 @@
                 <w:sz w:val="22"/>
                 <w:szCs w:val="22"/>
               </w:rPr>
-              <w:t xml:space="preserve">Part 2: Branches of Chemistry and the Maillard reaction</w:t>
+              <w:t xml:space="preserve">Section 2: Separating mixture M</w:t>
             </w:r>
           </w:p>
         </w:tc>
@@ -446,7 +1148,45 @@
                 <w:sz w:val="18"/>
                 <w:szCs w:val="18"/>
               </w:rPr>
-              <w:t xml:space="preserve">In Lesson 2 you studied seven Branch Cards. (a) Name the branch of Chemistry that best explains the browning of the chapati and say why. (b) Describe in simple terms what the Maillard reaction is and what it produced in the chapati. (c) Choose TWO other branches and give a Kenyan example for each of how that branch is used.</w:t>
+              <w:t xml:space="preserve">Mixture M was 3 g iron filings + 3 g sand + 3 g salt, a total of 9 g, in water. Group 1 separated it in three steps and recorded the masses recovered: iron 2.9 g, sand 2.8 g (after drying), salt 2.7 g.</w:t>
+            </w:r>
+          </w:p>
+          <w:p>
+            <w:pPr>
+              <w:spacing w:after="40" w:before="0"/>
+              <w:jc w:val="left"/>
+            </w:pPr>
+            <w:r>
+              <w:rPr>
+                <w:rFonts w:ascii="Arial" w:cs="Arial" w:eastAsia="Arial" w:hAnsi="Arial"/>
+                <w:b/>
+                <w:bCs/>
+                <w:i w:val="false"/>
+                <w:iCs w:val="false"/>
+                <w:color w:val="000000"/>
+                <w:sz w:val="18"/>
+                <w:szCs w:val="18"/>
+              </w:rPr>
+              <w:t xml:space="preserve"/>
+            </w:r>
+          </w:p>
+          <w:p>
+            <w:pPr>
+              <w:spacing w:after="40" w:before="0"/>
+              <w:jc w:val="left"/>
+            </w:pPr>
+            <w:r>
+              <w:rPr>
+                <w:rFonts w:ascii="Arial" w:cs="Arial" w:eastAsia="Arial" w:hAnsi="Arial"/>
+                <w:b/>
+                <w:bCs/>
+                <w:i w:val="false"/>
+                <w:iCs w:val="false"/>
+                <w:color w:val="000000"/>
+                <w:sz w:val="18"/>
+                <w:szCs w:val="18"/>
+              </w:rPr>
+              <w:t xml:space="preserve">(a) Name the method that removed each of the three substances and explain why that method worked for that substance. (b) Why could the salt not be removed by filtration or a magnet? (c) Calculate the total mass recovered and the mass lost. Give one reason for the loss.</w:t>
             </w:r>
           </w:p>
         </w:tc>
@@ -478,7 +1218,7 @@
                 <w:sz w:val="18"/>
                 <w:szCs w:val="18"/>
               </w:rPr>
-              <w:t xml:space="preserve">(a) Biochemistry best explains the browning, because it deals with the chemical reactions of substances such as proteins and sugars found in food and living things. (b) The Maillard reaction is a chemical reaction between amino acids (from wheat protein) and sugars (from wheat starch) driven by heat. It produces new molecules that give the chapati its brown colour, its aroma and its firm texture. Because new, chemically different molecules are formed, the change cannot be reversed. (c) Inorganic Chemistry: Bamburi Cement production uses inorganic materials. Analytical Chemistry: KEBS tests food to check that it is safe and of good quality. (Other correct examples from the Branch Cards, such as Industrial Chemistry or Nuclear Chemistry, are also acceptable if linked to a Kenyan context.)</w:t>
+              <w:t xml:space="preserve">(a) Iron was removed by magnetic separation, because iron is pulled by a magnet and sand and salt are not. Sand was removed by filtration, because sand does not dissolve, so its grains are trapped on the filter paper while the salt solution passes through. Salt was recovered by evaporation of the filtrate, which leaves the salt behind when the water goes away. (b) Salt dissolves in water, so it is mixed in the water and passes through the filter paper. It is not magnetic, so a magnet cannot pull it out. Only evaporation separates it. (c) Total recovered = 2.9 + 2.8 + 2.7 = 8.4 g. Loss = 9 - 8.4 = 0.6 g. The loss was caused by spillage and by some material sticking to the equipment.</w:t>
             </w:r>
           </w:p>
         </w:tc>
@@ -539,7 +1279,7 @@
                 <w:sz w:val="22"/>
                 <w:szCs w:val="22"/>
               </w:rPr>
-              <w:t xml:space="preserve">Part 3: Chemistry in agriculture, food, medicine and industry</w:t>
+              <w:t xml:space="preserve">Section 3: Classifying and the meaning of Chemistry</w:t>
             </w:r>
           </w:p>
         </w:tc>
@@ -573,7 +1313,7 @@
                 <w:sz w:val="18"/>
                 <w:szCs w:val="18"/>
               </w:rPr>
-              <w:t xml:space="preserve">Chemistry is at work long before and long after the chapati is cooked. (a) Using the ingredients of the chapati (wheat flour, water, oil, salt), explain TWO ways Chemistry is involved in Kenya's food chain, using examples from Lessons 3 and 4. (b) Choose one example from Lessons 4 or 5 (medicine, manufacturing, sport, energy, entertainment or the environment) and explain how it is similar to the chemical change in the chapati.</w:t>
+              <w:t xml:space="preserve">(a) Write the meaning of Chemistry and of matter. (b) Classify D sulphur, A table salt and mixture M as an element, a compound or a mixture, and give a reason for each. (c) Name the five branches of chemistry and say which branch you would link to the separation of mixture M.</w:t>
             </w:r>
           </w:p>
         </w:tc>
@@ -605,7 +1345,7 @@
                 <w:sz w:val="18"/>
                 <w:szCs w:val="18"/>
               </w:rPr>
-              <w:t xml:space="preserve">(a) First, in farming, fertilisers such as NPK or urea change soil chemistry so that maize and wheat grow well in places like the Rift Valley, and soil pH decides which crops grow well, for example tea in Kericho. Second, in food processing, preservatives such as sodium benzoate stop microbes causing spoilage, and fermentation, a chemical change, turns porridge into uji and milk into mursik. Food labels on Pembe flour or Bidco oil show preservatives, expiry dates and quality marks. (b) At EABL, fermentation is a controlled chemical change in which new substances are formed from the original matter and cannot easily be turned back. This is similar to the chapati, where heat forms new substances from dough. (Another acceptable answer: Eliud Kipchoge's muscles break down carbohydrates such as ugali or energy gels in a chemical change, forming new substances and releasing energy.)</w:t>
+              <w:t xml:space="preserve">(a) Chemistry is the science that studies matter: its composition, properties, changes and uses. Matter is anything that has mass and occupies space. (b) D sulphur is an element, like E iron. A table salt is a compound because it is a substance made of more than one kind of element joined together (sodium chloride), like B water and H sugar. Mixture M is a mixture because it contains iron filings, sand and salt that are not joined together and could be separated by magnet, filtration and evaporation. (c) The five branches are organic, inorganic, physical, analytical and biochemistry. The separation of mixture M links to analytical chemistry.</w:t>
             </w:r>
           </w:p>
         </w:tc>
@@ -666,7 +1406,7 @@
                 <w:sz w:val="22"/>
                 <w:szCs w:val="22"/>
               </w:rPr>
-              <w:t xml:space="preserve">Part 4: Drugs, substance use and tobacco – a claim, evidence and reasoning</w:t>
+              <w:t xml:space="preserve">Section 4: Medicines and using them safely</w:t>
             </w:r>
           </w:p>
         </w:tc>
@@ -700,7 +1440,7 @@
                 <w:sz w:val="18"/>
                 <w:szCs w:val="18"/>
               </w:rPr>
-              <w:t xml:space="preserve">A friend says: "Shisha and tobacco are natural plants, so they are safe." Write a Claim–Evidence–Reasoning (CER) response. (a) State your claim. (b) Give evidence about tar, nicotine and carbon monoxide from Lesson 8. (c) Use your Chemistry knowledge to explain your reasoning, and link it to the chapati phenomenon. (d) Using Lesson 7, explain what a drug, a prescription and a dosage are, and why dosage matters.</w:t>
+              <w:t xml:space="preserve">Wanjiru asked why the antacid and paracetamol work differently. (a) Using what you saw in the vinegar test, explain how F antacid tablet relieves heartburn and how G paracetamol tablet is different. (b) The adult paracetamol label says 1 to 2 tablets of 500 mg every 4 to 6 hours. Calculate the maximum number of milligrams and grams allowed in 24 hours if the maximum is 8 tablets, and say what can happen if more is taken. (c) Otieno's customer wanted to give an adult dose to a small child. What advice would you give, and which items on a label help a buyer to be safe?</w:t>
             </w:r>
           </w:p>
         </w:tc>
@@ -732,7 +1472,7 @@
                 <w:sz w:val="18"/>
                 <w:szCs w:val="18"/>
               </w:rPr>
-              <w:t xml:space="preserve">(a) Claim: The statement is chemically incorrect. Being natural does not mean being safe, because tobacco contains chemicals that harm the body. (b) Evidence: Tar coats and destroys lung tissue. Nicotine acts on nerve receptors and creates chemical dependency. Carbon monoxide binds to haemoglobin and blocks oxygen transport in the blood. (c) Reasoning: Chemistry studies all matter, living and non-living. The chemical substances in tobacco interact with body matter at a molecular level, and much of the damage is largely irreversible, just as heat irreversibly changes chapati dough into something different that cannot return to dough. The origin of a substance, natural or man-made, does not decide whether it is safe; its chemical effects do. (d) A drug is a chemical substance that changes how the body works. A prescription is a written instruction from a qualified health worker for a particular medicine (for example, Metformin needs one while Panadol does not). Dosage is the amount to be taken and how often. Dosage matters because too much of a chemical substance causes harm, as the Panadol and Metformin labels warn. Substance abuse is using substances wrongly or in harmful ways.</w:t>
+              <w:t xml:space="preserve">(a) F antacid fizzes when dropped into dilute vinegar, which is an acid, so it reacts with and neutralises acid. Heartburn is caused by too much acid in the stomach, so the antacid relieves it by neutralising that acid. G paracetamol does not fizz in vinegar, so it does not neutralise acid. It relieves pain and fever by a different action. (b) 8 x 500 mg = 4000 mg = 4 g in 24 hours. Taking more than this can damage the liver. (c) Do not give a child an adult dose. Read the label, follow the correct dosage and ask a health worker or pharmacist for advice. Label items that help a buyer are the quality mark (such as the KEBS Diamond Mark), the expiry date, the ingredients and preservatives, nutritional information and caution messages. Too much antacid taken too often can also cause constipation or diarrhoea, so both medicines are harmful in excess. Avoiding substance abuse (using a substance in a harmful way or amount) keeps people safe.</w:t>
             </w:r>
           </w:p>
         </w:tc>
@@ -793,7 +1533,7 @@
                 <w:sz w:val="22"/>
                 <w:szCs w:val="22"/>
               </w:rPr>
-              <w:t xml:space="preserve">Part 5: Answering the Driving Question</w:t>
+              <w:t xml:space="preserve">Section 5: Final Explanation</w:t>
             </w:r>
           </w:p>
         </w:tc>
@@ -827,7 +1567,7 @@
                 <w:sz w:val="18"/>
                 <w:szCs w:val="18"/>
               </w:rPr>
-              <w:t xml:space="preserve">Now answer the full Driving Question: "How does Chemistry explain what happens to the matter around us every day — and why does understanding Chemistry help us make safer, smarter choices in our lives?" Use at least THREE lessons as evidence. Include (a) how Chemistry explains the chapati, (b) how Chemistry connects to at least two areas of life (such as food, health, industry, careers or consumer protection), and (c) one example of a safer, smarter choice that a Kenyan could make because of Chemistry. Finally, say how your thinking has changed since your first prediction in Lesson 1.</w:t>
+              <w:t xml:space="preserve">Write a connected explanation of 8-10 sentences that answers the Driving Question: How do the different properties of substances around us help chemists make medicines, foods and other products, and how do we use them safely? Use evidence from the Kisumu tray, including at least one number from your results. Include (i) why substances that look alike behave differently, (ii) how chemists use properties to separate or make materials, with at least one Kenyan industry or example, (iii) why the antacid and paracetamol work differently and why both are harmful in excess, and (iv) one responsibility you will take for a safe and healthy environment at school and at home.</w:t>
             </w:r>
           </w:p>
         </w:tc>
@@ -859,7 +1599,7 @@
                 <w:sz w:val="18"/>
                 <w:szCs w:val="18"/>
               </w:rPr>
-              <w:t xml:space="preserve">Chemistry explains what happens to matter around us because it studies the composition, properties and changes of matter. The chapati changes irreversibly on the jiko because heat causes a chemical change (the Maillard reaction in Biochemistry): amino acids and sugars react to make new substances with a new colour, aroma and texture, so the dough cannot be recovered. The same idea applies elsewhere. In agriculture and food, fertilisers and soil pH affect crops in the Rift Valley and Kericho, and preservatives and fermentation change uji and mursik. In medicine and consumer safety, drugs interact with the body at a molecular level, and KEBS standards and product labels on Jogoo maize flour, Jik bleach and paracetamol give information on ingredients, expiry dates and dosage. Careers across these sectors are open to everyone, whatever their gender. Understanding Chemistry helps us make safer, smarter choices: for example, a person can read a paracetamol label and follow the correct dosage, or decide not to smoke because tar, nicotine and carbon monoxide cause damage that is largely irreversible. At the start I thought the chapati just got hard from being hot and did not see it as a chemical change; now I understand that new substances formed, and that Chemistry explains this in food, medicine and daily life.  (Accept personal, honest comparisons with the learner's own Lesson 1 prediction.)</w:t>
+              <w:t xml:space="preserve">Each substance on the Kisumu tray has its own set of properties, such as solubility, magnetism, melting point and burning, and these come from what the substance is made of. That is why powders that look alike behave differently: A salt and H sugar dissolve and cannot be filtered out, but C sand and E iron filings do not dissolve, and D sulphur burns with a blue flame while sand does not. Chemists use these properties to choose, separate and make materials. For example, in mixture M we used a magnet to remove iron (2.9 g), filtration to remove sand (2.8 g) and evaporation to recover salt (2.7 g), which shows that the method must match the property. Kenyan industries do the same: Magadi soda ash and Mumias and Nzoia sugar depend on separating substances, and pharmaceutical manufacturers in Nairobi choose materials by their properties to make medicines. The antacid F neutralises excess stomach acid because it reacts with acid, so it relieves heartburn, while paracetamol G relieves pain and fever by a different action and does not neutralise acid. Both are harmful in excess: adults must not take more than 8 x 500 mg = 4 g of paracetamol in 24 hours because it can damage the liver, and too much antacid can cause constipation or diarrhoea. Labels with a quality mark, expiry date, ingredients and caution messages, correct dosage, a health worker's advice and avoiding substance abuse turn this knowledge into safe use. Children must never be given adult doses. At school I will take responsibility by wearing goggles, not tasting substances and following my teacher's safety rules, and at home I will read labels and keep medicines away from small children.</w:t>
             </w:r>
           </w:p>
         </w:tc>
@@ -1086,7 +1826,7 @@
                 <w:sz w:val="18"/>
                 <w:szCs w:val="18"/>
               </w:rPr>
-              <w:t xml:space="preserve">Use of the anchoring phenomenon</w:t>
+              <w:t xml:space="preserve">Use of evidence from the Kisumu tray</w:t>
             </w:r>
           </w:p>
         </w:tc>
@@ -1118,7 +1858,7 @@
                 <w:sz w:val="18"/>
                 <w:szCs w:val="18"/>
               </w:rPr>
-              <w:t xml:space="preserve">Clearly explains the chapati change as an irreversible chemical change with new substances formed (including the Maillard reaction) and links it accurately to other examples throughout.</w:t>
+              <w:t xml:space="preserve">Uses accurate results for several substances A-H, including exact numbers and units (such as 2.9 g, 2.8 g, 2.7 g, 8.4 g, 0.6 g, 4 g), and links each piece of evidence to a claim.</w:t>
             </w:r>
           </w:p>
         </w:tc>
@@ -1150,7 +1890,7 @@
                 <w:sz w:val="18"/>
                 <w:szCs w:val="18"/>
               </w:rPr>
-              <w:t xml:space="preserve">Identifies the chapati change as irreversible and chemical, with some explanation of why, and makes at least one link to another example.</w:t>
+              <w:t xml:space="preserve">Uses correct evidence from some substances and at least one correct number, but links to the claim are sometimes missing.</w:t>
             </w:r>
           </w:p>
         </w:tc>
@@ -1182,7 +1922,7 @@
                 <w:sz w:val="18"/>
                 <w:szCs w:val="18"/>
               </w:rPr>
-              <w:t xml:space="preserve">Describes the chapati changing but does not explain why it is irreversible or does not link it to Chemistry.</w:t>
+              <w:t xml:space="preserve">Gives few or inaccurate results, or makes claims without evidence from the tray.</w:t>
             </w:r>
           </w:p>
         </w:tc>
@@ -1216,7 +1956,7 @@
                 <w:sz w:val="18"/>
                 <w:szCs w:val="18"/>
               </w:rPr>
-              <w:t xml:space="preserve">Accurate Chemistry ideas and vocabulary</w:t>
+              <w:t xml:space="preserve">Explaining properties and separation</w:t>
             </w:r>
           </w:p>
         </w:tc>
@@ -1248,7 +1988,7 @@
                 <w:sz w:val="18"/>
                 <w:szCs w:val="18"/>
               </w:rPr>
-              <w:t xml:space="preserve">Uses terms such as matter, chemical change, branches of Chemistry, drug, prescription and dosage correctly and precisely.</w:t>
+              <w:t xml:space="preserve">Clearly explains that properties come from what a substance is made of, and correctly matches magnetic separation, filtration and evaporation to the properties of iron, sand and salt, including why dissolved salt needs evaporation.</w:t>
             </w:r>
           </w:p>
         </w:tc>
@@ -1280,7 +2020,7 @@
                 <w:sz w:val="18"/>
                 <w:szCs w:val="18"/>
               </w:rPr>
-              <w:t xml:space="preserve">Uses most terms correctly with minor gaps or imprecision.</w:t>
+              <w:t xml:space="preserve">Names the methods and most properties correctly, with a partly complete reason for why each method works.</w:t>
             </w:r>
           </w:p>
         </w:tc>
@@ -1312,7 +2052,7 @@
                 <w:sz w:val="18"/>
                 <w:szCs w:val="18"/>
               </w:rPr>
-              <w:t xml:space="preserve">Uses few key terms, or uses them incorrectly.</w:t>
+              <w:t xml:space="preserve">Confuses methods or properties, or only states that substances are different without a reason.</w:t>
             </w:r>
           </w:p>
         </w:tc>
@@ -1346,7 +2086,7 @@
                 <w:sz w:val="18"/>
                 <w:szCs w:val="18"/>
               </w:rPr>
-              <w:t xml:space="preserve">Evidence from the lessons and Kenyan contexts</w:t>
+              <w:t xml:space="preserve">Chemistry concepts and classification</w:t>
             </w:r>
           </w:p>
         </w:tc>
@@ -1378,7 +2118,7 @@
                 <w:sz w:val="18"/>
                 <w:szCs w:val="18"/>
               </w:rPr>
-              <w:t xml:space="preserve">Supports ideas with specific evidence from at least three lessons (e.g. Rift Valley fertilisers, KEBS, tobacco chemicals, Panadol and Metformin labels).</w:t>
+              <w:t xml:space="preserve">Correctly defines chemistry and matter, classifies elements, compounds and mixtures with reasons, and names the five branches with a correct link.</w:t>
             </w:r>
           </w:p>
         </w:tc>
@@ -1410,7 +2150,7 @@
                 <w:sz w:val="18"/>
                 <w:szCs w:val="18"/>
               </w:rPr>
-              <w:t xml:space="preserve">Gives some specific evidence from two or more lessons.</w:t>
+              <w:t xml:space="preserve">Gives mostly correct definitions and classifications, with a reason missing in places.</w:t>
             </w:r>
           </w:p>
         </w:tc>
@@ -1442,7 +2182,7 @@
                 <w:sz w:val="18"/>
                 <w:szCs w:val="18"/>
               </w:rPr>
-              <w:t xml:space="preserve">Gives general statements with little or no specific evidence.</w:t>
+              <w:t xml:space="preserve">Definitions or classifications are incomplete or mostly incorrect.</w:t>
             </w:r>
           </w:p>
         </w:tc>
@@ -1476,7 +2216,7 @@
                 <w:sz w:val="18"/>
                 <w:szCs w:val="18"/>
               </w:rPr>
-              <w:t xml:space="preserve">Reasoning and CER structure</w:t>
+              <w:t xml:space="preserve">Medicines and safe use</w:t>
             </w:r>
           </w:p>
         </w:tc>
@@ -1508,7 +2248,7 @@
                 <w:sz w:val="18"/>
                 <w:szCs w:val="18"/>
               </w:rPr>
-              <w:t xml:space="preserve">Presents a clear claim supported by evidence and logical reasoning that explains why the evidence supports the claim.</w:t>
+              <w:t xml:space="preserve">Explains that the antacid neutralises acid and paracetamol acts differently, calculates 8 x 500 mg = 4000 mg = 4 g correctly, explains the harm of excess, and links label items, correct dosage and avoiding substance abuse to safety.</w:t>
             </w:r>
           </w:p>
         </w:tc>
@@ -1540,7 +2280,7 @@
                 <w:sz w:val="18"/>
                 <w:szCs w:val="18"/>
               </w:rPr>
-              <w:t xml:space="preserve">Gives a claim and evidence, with partial reasoning.</w:t>
+              <w:t xml:space="preserve">Explains the medicines and calculation correctly but gives limited detail on label items or harm.</w:t>
             </w:r>
           </w:p>
         </w:tc>
@@ -1572,7 +2312,7 @@
                 <w:sz w:val="18"/>
                 <w:szCs w:val="18"/>
               </w:rPr>
-              <w:t xml:space="preserve">Gives a claim with little evidence or reasoning.</w:t>
+              <w:t xml:space="preserve">Mixes up the two medicines, makes a calculation error, or gives little on safety.</w:t>
             </w:r>
           </w:p>
         </w:tc>
@@ -1606,7 +2346,7 @@
                 <w:sz w:val="18"/>
                 <w:szCs w:val="18"/>
               </w:rPr>
-              <w:t xml:space="preserve">Safer, smarter choices and reflection</w:t>
+              <w:t xml:space="preserve">Final explanation: clarity, Kenyan context and responsibility</w:t>
             </w:r>
           </w:p>
         </w:tc>
@@ -1638,7 +2378,7 @@
                 <w:sz w:val="18"/>
                 <w:szCs w:val="18"/>
               </w:rPr>
-              <w:t xml:space="preserve">Gives a realistic example of a safe choice grounded in Chemistry and thoughtfully compares current understanding with the Lesson 1 prediction.</w:t>
+              <w:t xml:space="preserve">Gives a connected 8-10 sentence answer to the driving question, uses a Kenyan industry or example, and states a specific, realistic responsibility for school and home.</w:t>
             </w:r>
           </w:p>
         </w:tc>
@@ -1670,7 +2410,7 @@
                 <w:sz w:val="18"/>
                 <w:szCs w:val="18"/>
               </w:rPr>
-              <w:t xml:space="preserve">Gives a safe choice example and a basic reflection on learning.</w:t>
+              <w:t xml:space="preserve">Answer is mostly connected and answers the driving question, with a general Kenyan example or responsibility.</w:t>
             </w:r>
           </w:p>
         </w:tc>
@@ -1702,7 +2442,7 @@
                 <w:sz w:val="18"/>
                 <w:szCs w:val="18"/>
               </w:rPr>
-              <w:t xml:space="preserve">Gives no clear example of a safe choice or no reflection.</w:t>
+              <w:t xml:space="preserve">Answer is a list of unconnected facts, is too short, or does not address the driving question.</w:t>
             </w:r>
           </w:p>
         </w:tc>
@@ -1826,7 +2566,7 @@
         </w:rPr>
         <w:t xml:space="preserve">© 2026 SeaVuria and ARES. This work is licensed under a </w:t>
       </w:r>
-      <w:hyperlink w:history="1" r:id="rIdujyiu4jikvzlr_bch3pcm">
+      <w:hyperlink w:history="1" r:id="rIdawvhqmkfuf2t0oyin60es">
         <w:r>
           <w:rPr>
             <w:rFonts w:ascii="Arial" w:cs="Arial" w:eastAsia="Arial" w:hAnsi="Arial"/>
@@ -1846,7 +2586,7 @@
         </w:rPr>
         <w:t xml:space="preserve"> (</w:t>
       </w:r>
-      <w:hyperlink w:history="1" r:id="rId4rr-10jfc3_p2r7w1v1ss">
+      <w:hyperlink w:history="1" r:id="rIdsu2qsjfrxcvvizh6ruwnl">
         <w:r>
           <w:rPr>
             <w:rFonts w:ascii="Arial" w:cs="Arial" w:eastAsia="Arial" w:hAnsi="Arial"/>
@@ -1866,7 +2606,7 @@
         </w:rPr>
         <w:t xml:space="preserve">). To view a copy of this license, visit </w:t>
       </w:r>
-      <w:hyperlink w:history="1" r:id="rIdiye8hxbflq4f2jtsbb53o">
+      <w:hyperlink w:history="1" r:id="rIdjme42nemdm6a6xqogh9la">
         <w:r>
           <w:rPr>
             <w:rFonts w:ascii="Arial" w:cs="Arial" w:eastAsia="Arial" w:hAnsi="Arial"/>

--- a/data/outputs/v2/Chemistry/SS1.1_Introduction_to_Chemistry/Chemistry_Introduction_to_Chemistry_FinalExplanation_TeacherKey.docx
+++ b/data/outputs/v2/Chemistry/SS1.1_Introduction_to_Chemistry/Chemistry_Introduction_to_Chemistry_FinalExplanation_TeacherKey.docx
@@ -4,6 +4,7 @@
   <w:body>
     <w:p>
       <w:pPr>
+        <w:keepNext w:val="false"/>
         <w:spacing w:after="30" w:before="0"/>
         <w:jc w:val="center"/>
       </w:pPr>
@@ -23,6 +24,7 @@
     </w:p>
     <w:p>
       <w:pPr>
+        <w:keepNext w:val="false"/>
         <w:spacing w:after="60" w:before="0"/>
         <w:jc w:val="center"/>
       </w:pPr>
@@ -81,6 +83,7 @@
           </w:tcPr>
           <w:p>
             <w:pPr>
+              <w:keepNext w:val="false"/>
               <w:spacing w:after="40" w:before="0"/>
               <w:jc w:val="center"/>
             </w:pPr>
@@ -116,6 +119,7 @@
           </w:tcPr>
           <w:p>
             <w:pPr>
+              <w:keepNext w:val="false"/>
               <w:spacing w:after="40" w:before="0"/>
               <w:jc w:val="center"/>
             </w:pPr>
@@ -176,6 +180,7 @@
           </w:tcPr>
           <w:p>
             <w:pPr>
+              <w:keepNext w:val="false"/>
               <w:spacing w:after="40" w:before="0"/>
               <w:jc w:val="center"/>
             </w:pPr>
@@ -210,6 +215,7 @@
           </w:tcPr>
           <w:p>
             <w:pPr>
+              <w:keepNext w:val="false"/>
               <w:spacing w:after="40" w:before="0"/>
               <w:jc w:val="left"/>
             </w:pPr>
@@ -271,6 +277,7 @@
           </w:tcPr>
           <w:p>
             <w:pPr>
+              <w:keepNext/>
               <w:spacing w:after="40" w:before="0"/>
               <w:jc w:val="center"/>
             </w:pPr>
@@ -305,6 +312,7 @@
           </w:tcPr>
           <w:p>
             <w:pPr>
+              <w:keepNext w:val="false"/>
               <w:spacing w:after="40" w:before="0"/>
               <w:jc w:val="left"/>
             </w:pPr>
@@ -324,6 +332,7 @@
           </w:p>
           <w:p>
             <w:pPr>
+              <w:keepNext w:val="false"/>
               <w:spacing w:after="40" w:before="0"/>
               <w:jc w:val="left"/>
             </w:pPr>
@@ -374,6 +383,7 @@
                 </w:tcPr>
                 <w:p>
                   <w:pPr>
+                    <w:keepNext w:val="false"/>
                     <w:spacing w:after="40" w:before="0"/>
                     <w:jc w:val="left"/>
                   </w:pPr>
@@ -406,6 +416,7 @@
                 </w:tcPr>
                 <w:p>
                   <w:pPr>
+                    <w:keepNext w:val="false"/>
                     <w:spacing w:after="40" w:before="0"/>
                     <w:jc w:val="left"/>
                   </w:pPr>
@@ -438,6 +449,7 @@
                 </w:tcPr>
                 <w:p>
                   <w:pPr>
+                    <w:keepNext w:val="false"/>
                     <w:spacing w:after="40" w:before="0"/>
                     <w:jc w:val="left"/>
                   </w:pPr>
@@ -472,6 +484,7 @@
                 </w:tcPr>
                 <w:p>
                   <w:pPr>
+                    <w:keepNext w:val="false"/>
                     <w:spacing w:after="40" w:before="0"/>
                     <w:jc w:val="left"/>
                   </w:pPr>
@@ -504,6 +517,7 @@
                 </w:tcPr>
                 <w:p>
                   <w:pPr>
+                    <w:keepNext w:val="false"/>
                     <w:spacing w:after="40" w:before="0"/>
                     <w:jc w:val="left"/>
                   </w:pPr>
@@ -536,6 +550,7 @@
                 </w:tcPr>
                 <w:p>
                   <w:pPr>
+                    <w:keepNext w:val="false"/>
                     <w:spacing w:after="40" w:before="0"/>
                     <w:jc w:val="left"/>
                   </w:pPr>
@@ -570,6 +585,7 @@
                 </w:tcPr>
                 <w:p>
                   <w:pPr>
+                    <w:keepNext w:val="false"/>
                     <w:spacing w:after="40" w:before="0"/>
                     <w:jc w:val="left"/>
                   </w:pPr>
@@ -602,6 +618,7 @@
                 </w:tcPr>
                 <w:p>
                   <w:pPr>
+                    <w:keepNext w:val="false"/>
                     <w:spacing w:after="40" w:before="0"/>
                     <w:jc w:val="left"/>
                   </w:pPr>
@@ -634,6 +651,7 @@
                 </w:tcPr>
                 <w:p>
                   <w:pPr>
+                    <w:keepNext w:val="false"/>
                     <w:spacing w:after="40" w:before="0"/>
                     <w:jc w:val="left"/>
                   </w:pPr>
@@ -668,6 +686,7 @@
                 </w:tcPr>
                 <w:p>
                   <w:pPr>
+                    <w:keepNext w:val="false"/>
                     <w:spacing w:after="40" w:before="0"/>
                     <w:jc w:val="left"/>
                   </w:pPr>
@@ -700,6 +719,7 @@
                 </w:tcPr>
                 <w:p>
                   <w:pPr>
+                    <w:keepNext w:val="false"/>
                     <w:spacing w:after="40" w:before="0"/>
                     <w:jc w:val="left"/>
                   </w:pPr>
@@ -732,6 +752,7 @@
                 </w:tcPr>
                 <w:p>
                   <w:pPr>
+                    <w:keepNext w:val="false"/>
                     <w:spacing w:after="40" w:before="0"/>
                     <w:jc w:val="left"/>
                   </w:pPr>
@@ -766,6 +787,7 @@
                 </w:tcPr>
                 <w:p>
                   <w:pPr>
+                    <w:keepNext w:val="false"/>
                     <w:spacing w:after="40" w:before="0"/>
                     <w:jc w:val="left"/>
                   </w:pPr>
@@ -798,6 +820,7 @@
                 </w:tcPr>
                 <w:p>
                   <w:pPr>
+                    <w:keepNext w:val="false"/>
                     <w:spacing w:after="40" w:before="0"/>
                     <w:jc w:val="left"/>
                   </w:pPr>
@@ -830,6 +853,7 @@
                 </w:tcPr>
                 <w:p>
                   <w:pPr>
+                    <w:keepNext w:val="false"/>
                     <w:spacing w:after="40" w:before="0"/>
                     <w:jc w:val="left"/>
                   </w:pPr>
@@ -864,6 +888,7 @@
                 </w:tcPr>
                 <w:p>
                   <w:pPr>
+                    <w:keepNext w:val="false"/>
                     <w:spacing w:after="40" w:before="0"/>
                     <w:jc w:val="left"/>
                   </w:pPr>
@@ -896,6 +921,7 @@
                 </w:tcPr>
                 <w:p>
                   <w:pPr>
+                    <w:keepNext w:val="false"/>
                     <w:spacing w:after="40" w:before="0"/>
                     <w:jc w:val="left"/>
                   </w:pPr>
@@ -928,6 +954,7 @@
                 </w:tcPr>
                 <w:p>
                   <w:pPr>
+                    <w:keepNext w:val="false"/>
                     <w:spacing w:after="40" w:before="0"/>
                     <w:jc w:val="left"/>
                   </w:pPr>
@@ -950,6 +977,7 @@
           </w:tbl>
           <w:p>
             <w:pPr>
+              <w:keepNext w:val="false"/>
               <w:spacing w:after="60" w:before="0"/>
               <w:jc w:val="left"/>
             </w:pPr>
@@ -969,6 +997,7 @@
           </w:p>
           <w:p>
             <w:pPr>
+              <w:keepNext w:val="false"/>
               <w:spacing w:after="40" w:before="0"/>
               <w:jc w:val="left"/>
             </w:pPr>
@@ -988,6 +1017,7 @@
           </w:p>
           <w:p>
             <w:pPr>
+              <w:keepNext w:val="false"/>
               <w:spacing w:after="40" w:before="0"/>
               <w:jc w:val="left"/>
             </w:pPr>
@@ -1007,6 +1037,7 @@
           </w:p>
           <w:p>
             <w:pPr>
+              <w:keepNext w:val="false"/>
               <w:spacing w:after="60" w:before="0"/>
               <w:jc w:val="left"/>
             </w:pPr>
@@ -1039,6 +1070,7 @@
           </w:tcPr>
           <w:p>
             <w:pPr>
+              <w:keepNext w:val="false"/>
               <w:spacing w:after="40" w:before="0"/>
               <w:jc w:val="left"/>
             </w:pPr>
@@ -1100,6 +1132,7 @@
           </w:tcPr>
           <w:p>
             <w:pPr>
+              <w:keepNext/>
               <w:spacing w:after="40" w:before="0"/>
               <w:jc w:val="center"/>
             </w:pPr>
@@ -1134,6 +1167,7 @@
           </w:tcPr>
           <w:p>
             <w:pPr>
+              <w:keepNext w:val="false"/>
               <w:spacing w:after="40" w:before="0"/>
               <w:jc w:val="left"/>
             </w:pPr>
@@ -1153,6 +1187,7 @@
           </w:p>
           <w:p>
             <w:pPr>
+              <w:keepNext w:val="false"/>
               <w:spacing w:after="40" w:before="0"/>
               <w:jc w:val="left"/>
             </w:pPr>
@@ -1172,6 +1207,7 @@
           </w:p>
           <w:p>
             <w:pPr>
+              <w:keepNext w:val="false"/>
               <w:spacing w:after="40" w:before="0"/>
               <w:jc w:val="left"/>
             </w:pPr>
@@ -1204,6 +1240,7 @@
           </w:tcPr>
           <w:p>
             <w:pPr>
+              <w:keepNext w:val="false"/>
               <w:spacing w:after="40" w:before="0"/>
               <w:jc w:val="left"/>
             </w:pPr>
@@ -1265,6 +1302,7 @@
           </w:tcPr>
           <w:p>
             <w:pPr>
+              <w:keepNext/>
               <w:spacing w:after="40" w:before="0"/>
               <w:jc w:val="center"/>
             </w:pPr>
@@ -1299,6 +1337,7 @@
           </w:tcPr>
           <w:p>
             <w:pPr>
+              <w:keepNext w:val="false"/>
               <w:spacing w:after="40" w:before="0"/>
               <w:jc w:val="left"/>
             </w:pPr>
@@ -1331,6 +1370,7 @@
           </w:tcPr>
           <w:p>
             <w:pPr>
+              <w:keepNext w:val="false"/>
               <w:spacing w:after="40" w:before="0"/>
               <w:jc w:val="left"/>
             </w:pPr>
@@ -1392,6 +1432,7 @@
           </w:tcPr>
           <w:p>
             <w:pPr>
+              <w:keepNext/>
               <w:spacing w:after="40" w:before="0"/>
               <w:jc w:val="center"/>
             </w:pPr>
@@ -1426,6 +1467,7 @@
           </w:tcPr>
           <w:p>
             <w:pPr>
+              <w:keepNext w:val="false"/>
               <w:spacing w:after="40" w:before="0"/>
               <w:jc w:val="left"/>
             </w:pPr>
@@ -1458,6 +1500,7 @@
           </w:tcPr>
           <w:p>
             <w:pPr>
+              <w:keepNext w:val="false"/>
               <w:spacing w:after="40" w:before="0"/>
               <w:jc w:val="left"/>
             </w:pPr>
@@ -1519,6 +1562,7 @@
           </w:tcPr>
           <w:p>
             <w:pPr>
+              <w:keepNext/>
               <w:spacing w:after="40" w:before="0"/>
               <w:jc w:val="center"/>
             </w:pPr>
@@ -1553,6 +1597,7 @@
           </w:tcPr>
           <w:p>
             <w:pPr>
+              <w:keepNext w:val="false"/>
               <w:spacing w:after="40" w:before="0"/>
               <w:jc w:val="left"/>
             </w:pPr>
@@ -1585,6 +1630,7 @@
           </w:tcPr>
           <w:p>
             <w:pPr>
+              <w:keepNext w:val="false"/>
               <w:spacing w:after="40" w:before="0"/>
               <w:jc w:val="left"/>
             </w:pPr>
@@ -1648,6 +1694,7 @@
           </w:tcPr>
           <w:p>
             <w:pPr>
+              <w:keepNext w:val="false"/>
               <w:spacing w:after="40" w:before="0"/>
               <w:jc w:val="center"/>
             </w:pPr>
@@ -1682,6 +1729,7 @@
           </w:tcPr>
           <w:p>
             <w:pPr>
+              <w:keepNext w:val="false"/>
               <w:spacing w:after="40" w:before="0"/>
               <w:jc w:val="left"/>
             </w:pPr>
@@ -1714,6 +1762,7 @@
           </w:tcPr>
           <w:p>
             <w:pPr>
+              <w:keepNext w:val="false"/>
               <w:spacing w:after="40" w:before="0"/>
               <w:jc w:val="left"/>
             </w:pPr>
@@ -1746,6 +1795,7 @@
           </w:tcPr>
           <w:p>
             <w:pPr>
+              <w:keepNext w:val="false"/>
               <w:spacing w:after="40" w:before="0"/>
               <w:jc w:val="left"/>
             </w:pPr>
@@ -1778,6 +1828,7 @@
           </w:tcPr>
           <w:p>
             <w:pPr>
+              <w:keepNext w:val="false"/>
               <w:spacing w:after="40" w:before="0"/>
               <w:jc w:val="left"/>
             </w:pPr>
@@ -1812,6 +1863,7 @@
           </w:tcPr>
           <w:p>
             <w:pPr>
+              <w:keepNext w:val="false"/>
               <w:spacing w:after="40" w:before="0"/>
               <w:jc w:val="left"/>
             </w:pPr>
@@ -1844,6 +1896,7 @@
           </w:tcPr>
           <w:p>
             <w:pPr>
+              <w:keepNext w:val="false"/>
               <w:spacing w:after="40" w:before="0"/>
               <w:jc w:val="left"/>
             </w:pPr>
@@ -1876,6 +1929,7 @@
           </w:tcPr>
           <w:p>
             <w:pPr>
+              <w:keepNext w:val="false"/>
               <w:spacing w:after="40" w:before="0"/>
               <w:jc w:val="left"/>
             </w:pPr>
@@ -1908,6 +1962,7 @@
           </w:tcPr>
           <w:p>
             <w:pPr>
+              <w:keepNext w:val="false"/>
               <w:spacing w:after="40" w:before="0"/>
               <w:jc w:val="left"/>
             </w:pPr>
@@ -1942,6 +1997,7 @@
           </w:tcPr>
           <w:p>
             <w:pPr>
+              <w:keepNext w:val="false"/>
               <w:spacing w:after="40" w:before="0"/>
               <w:jc w:val="left"/>
             </w:pPr>
@@ -1974,6 +2030,7 @@
           </w:tcPr>
           <w:p>
             <w:pPr>
+              <w:keepNext w:val="false"/>
               <w:spacing w:after="40" w:before="0"/>
               <w:jc w:val="left"/>
             </w:pPr>
@@ -2006,6 +2063,7 @@
           </w:tcPr>
           <w:p>
             <w:pPr>
+              <w:keepNext w:val="false"/>
               <w:spacing w:after="40" w:before="0"/>
               <w:jc w:val="left"/>
             </w:pPr>
@@ -2038,6 +2096,7 @@
           </w:tcPr>
           <w:p>
             <w:pPr>
+              <w:keepNext w:val="false"/>
               <w:spacing w:after="40" w:before="0"/>
               <w:jc w:val="left"/>
             </w:pPr>
@@ -2072,6 +2131,7 @@
           </w:tcPr>
           <w:p>
             <w:pPr>
+              <w:keepNext w:val="false"/>
               <w:spacing w:after="40" w:before="0"/>
               <w:jc w:val="left"/>
             </w:pPr>
@@ -2104,6 +2164,7 @@
           </w:tcPr>
           <w:p>
             <w:pPr>
+              <w:keepNext w:val="false"/>
               <w:spacing w:after="40" w:before="0"/>
               <w:jc w:val="left"/>
             </w:pPr>
@@ -2136,6 +2197,7 @@
           </w:tcPr>
           <w:p>
             <w:pPr>
+              <w:keepNext w:val="false"/>
               <w:spacing w:after="40" w:before="0"/>
               <w:jc w:val="left"/>
             </w:pPr>
@@ -2168,6 +2230,7 @@
           </w:tcPr>
           <w:p>
             <w:pPr>
+              <w:keepNext w:val="false"/>
               <w:spacing w:after="40" w:before="0"/>
               <w:jc w:val="left"/>
             </w:pPr>
@@ -2202,6 +2265,7 @@
           </w:tcPr>
           <w:p>
             <w:pPr>
+              <w:keepNext w:val="false"/>
               <w:spacing w:after="40" w:before="0"/>
               <w:jc w:val="left"/>
             </w:pPr>
@@ -2234,6 +2298,7 @@
           </w:tcPr>
           <w:p>
             <w:pPr>
+              <w:keepNext w:val="false"/>
               <w:spacing w:after="40" w:before="0"/>
               <w:jc w:val="left"/>
             </w:pPr>
@@ -2266,6 +2331,7 @@
           </w:tcPr>
           <w:p>
             <w:pPr>
+              <w:keepNext w:val="false"/>
               <w:spacing w:after="40" w:before="0"/>
               <w:jc w:val="left"/>
             </w:pPr>
@@ -2298,6 +2364,7 @@
           </w:tcPr>
           <w:p>
             <w:pPr>
+              <w:keepNext w:val="false"/>
               <w:spacing w:after="40" w:before="0"/>
               <w:jc w:val="left"/>
             </w:pPr>
@@ -2332,6 +2399,7 @@
           </w:tcPr>
           <w:p>
             <w:pPr>
+              <w:keepNext w:val="false"/>
               <w:spacing w:after="40" w:before="0"/>
               <w:jc w:val="left"/>
             </w:pPr>
@@ -2364,6 +2432,7 @@
           </w:tcPr>
           <w:p>
             <w:pPr>
+              <w:keepNext w:val="false"/>
               <w:spacing w:after="40" w:before="0"/>
               <w:jc w:val="left"/>
             </w:pPr>
@@ -2396,6 +2465,7 @@
           </w:tcPr>
           <w:p>
             <w:pPr>
+              <w:keepNext w:val="false"/>
               <w:spacing w:after="40" w:before="0"/>
               <w:jc w:val="left"/>
             </w:pPr>
@@ -2428,6 +2498,7 @@
           </w:tcPr>
           <w:p>
             <w:pPr>
+              <w:keepNext w:val="false"/>
               <w:spacing w:after="40" w:before="0"/>
               <w:jc w:val="left"/>
             </w:pPr>
@@ -2566,7 +2637,7 @@
         </w:rPr>
         <w:t xml:space="preserve">© 2026 SeaVuria and ARES. This work is licensed under a </w:t>
       </w:r>
-      <w:hyperlink w:history="1" r:id="rIdawvhqmkfuf2t0oyin60es">
+      <w:hyperlink w:history="1" r:id="rIdq93mq3lu-rnia4r4d45c_">
         <w:r>
           <w:rPr>
             <w:rFonts w:ascii="Arial" w:cs="Arial" w:eastAsia="Arial" w:hAnsi="Arial"/>
@@ -2586,7 +2657,7 @@
         </w:rPr>
         <w:t xml:space="preserve"> (</w:t>
       </w:r>
-      <w:hyperlink w:history="1" r:id="rIdsu2qsjfrxcvvizh6ruwnl">
+      <w:hyperlink w:history="1" r:id="rIdak2pw6zb1f5nozhadxbbh">
         <w:r>
           <w:rPr>
             <w:rFonts w:ascii="Arial" w:cs="Arial" w:eastAsia="Arial" w:hAnsi="Arial"/>
@@ -2606,7 +2677,7 @@
         </w:rPr>
         <w:t xml:space="preserve">). To view a copy of this license, visit </w:t>
       </w:r>
-      <w:hyperlink w:history="1" r:id="rIdjme42nemdm6a6xqogh9la">
+      <w:hyperlink w:history="1" r:id="rIdtnqanug7rtov9nwcxsmp9">
         <w:r>
           <w:rPr>
             <w:rFonts w:ascii="Arial" w:cs="Arial" w:eastAsia="Arial" w:hAnsi="Arial"/>

--- a/data/outputs/v2/Chemistry/SS1.1_Introduction_to_Chemistry/Chemistry_Introduction_to_Chemistry_FinalExplanation_TeacherKey.docx
+++ b/data/outputs/v2/Chemistry/SS1.1_Introduction_to_Chemistry/Chemistry_Introduction_to_Chemistry_FinalExplanation_TeacherKey.docx
@@ -2637,7 +2637,7 @@
         </w:rPr>
         <w:t xml:space="preserve">© 2026 SeaVuria and ARES. This work is licensed under a </w:t>
       </w:r>
-      <w:hyperlink w:history="1" r:id="rIdq93mq3lu-rnia4r4d45c_">
+      <w:hyperlink w:history="1" r:id="rIdo0rdrz4eujlqhh3pggins">
         <w:r>
           <w:rPr>
             <w:rFonts w:ascii="Arial" w:cs="Arial" w:eastAsia="Arial" w:hAnsi="Arial"/>
@@ -2657,7 +2657,7 @@
         </w:rPr>
         <w:t xml:space="preserve"> (</w:t>
       </w:r>
-      <w:hyperlink w:history="1" r:id="rIdak2pw6zb1f5nozhadxbbh">
+      <w:hyperlink w:history="1" r:id="rIdy7osssxrsc6iq1arjv7ip">
         <w:r>
           <w:rPr>
             <w:rFonts w:ascii="Arial" w:cs="Arial" w:eastAsia="Arial" w:hAnsi="Arial"/>
@@ -2677,7 +2677,7 @@
         </w:rPr>
         <w:t xml:space="preserve">). To view a copy of this license, visit </w:t>
       </w:r>
-      <w:hyperlink w:history="1" r:id="rIdtnqanug7rtov9nwcxsmp9">
+      <w:hyperlink w:history="1" r:id="rId0cttwf5xfyr-x8oxpua1k">
         <w:r>
           <w:rPr>
             <w:rFonts w:ascii="Arial" w:cs="Arial" w:eastAsia="Arial" w:hAnsi="Arial"/>
